--- a/docs/validation/L9/Dossier_Clinique_L9.docx
+++ b/docs/validation/L9/Dossier_Clinique_L9.docx
@@ -53,7 +53,7 @@
           <w:sz w:val="20"/>
           <w:szCs w:val="20"/>
         </w:rPr>
-        <w:t xml:space="preserve">Snapshot SHA256 : 4a8a1596f460665a8f4c877a4b4031916ccb0a5a5ba5fcf52f263e000d2cbeea</w:t>
+        <w:t xml:space="preserve">Snapshot SHA256 : 3e061d5232d7bc11fe4dc92134a1b2e8d0dc1753b503c38ba261365b514944ed</w:t>
       </w:r>
     </w:p>
     <w:p>
@@ -684,7 +684,7 @@
                 <w:sz w:val="20"/>
                 <w:szCs w:val="20"/>
               </w:rPr>
-              <w:t xml:space="preserve">1b97945471eb61d3f7e57e6ad5cc68caa9aa03db51bf51b378309669d9244634</w:t>
+              <w:t xml:space="preserve">76977c9cd93a49c715746fdd7b7594cbafb23795e4c553785f66ade50ee6de75</w:t>
             </w:r>
           </w:p>
         </w:tc>
@@ -23034,7 +23034,7 @@
                 <w:sz w:val="20"/>
                 <w:szCs w:val="20"/>
               </w:rPr>
-              <w:t xml:space="preserve">4a8a1596f460665a8f4c877a4b4031916ccb0a5a5ba5fcf52f263e000d2cbeea</w:t>
+              <w:t xml:space="preserve">3e061d5232d7bc11fe4dc92134a1b2e8d0dc1753b503c38ba261365b514944ed</w:t>
             </w:r>
           </w:p>
         </w:tc>
